--- a/DR/Практика_задания_СП_03.docx
+++ b/DR/Практика_задания_СП_03.docx
@@ -306,11 +306,7 @@
     </w:p>
     <w:p>
       <w:pPr>
-        <w:pStyle w:val="a0"/>
-        <w:numPr>
-          <w:ilvl w:val="0"/>
-          <w:numId w:val="0"/>
-        </w:numPr>
+        <w:pStyle w:val="ae"/>
         <w:ind w:left="360"/>
       </w:pPr>
       <w:r>
@@ -458,7 +454,7 @@
     </w:p>
     <w:p>
       <w:pPr>
-        <w:pStyle w:val="a2"/>
+        <w:pStyle w:val="a1"/>
         <w:widowControl w:val="0"/>
         <w:numPr>
           <w:ilvl w:val="0"/>
@@ -564,7 +560,7 @@
     </w:p>
     <w:p>
       <w:pPr>
-        <w:pStyle w:val="a2"/>
+        <w:pStyle w:val="a1"/>
         <w:widowControl w:val="0"/>
         <w:numPr>
           <w:ilvl w:val="1"/>
@@ -591,68 +587,68 @@
     </w:p>
     <w:p>
       <w:pPr>
+        <w:pStyle w:val="a0"/>
+      </w:pPr>
+      <w:r>
+        <w:t>П</w:t>
+      </w:r>
+      <w:r>
+        <w:t xml:space="preserve">редварително са инсталирани </w:t>
+      </w:r>
+      <w:r>
+        <w:rPr>
+          <w:lang w:val="en-US"/>
+        </w:rPr>
+        <w:t>Python 3</w:t>
+      </w:r>
+      <w:r>
+        <w:t>.</w:t>
+      </w:r>
+      <w:r>
+        <w:t>10</w:t>
+      </w:r>
+      <w:r>
+        <w:t>.1</w:t>
+      </w:r>
+      <w:r>
+        <w:t>1</w:t>
+      </w:r>
+      <w:r>
+        <w:t>,</w:t>
+      </w:r>
+      <w:r>
+        <w:rPr>
+          <w:lang w:val="en-US"/>
+        </w:rPr>
+        <w:t xml:space="preserve"> PyCharm</w:t>
+      </w:r>
+      <w:r>
+        <w:t xml:space="preserve"> и </w:t>
+      </w:r>
+      <w:r>
+        <w:rPr>
+          <w:lang w:val="en-US"/>
+        </w:rPr>
+        <w:t xml:space="preserve">XAMP. </w:t>
+      </w:r>
+    </w:p>
+    <w:p>
+      <w:pPr>
+        <w:pStyle w:val="a0"/>
+      </w:pPr>
+      <w:r>
+        <w:t xml:space="preserve">Осигурен е достъп до Интернет (до </w:t>
+      </w:r>
+      <w:r>
+        <w:rPr>
+          <w:lang w:val="en-US"/>
+        </w:rPr>
+        <w:t>GitHub.com).</w:t>
+      </w:r>
+    </w:p>
+    <w:p>
+      <w:pPr>
         <w:pStyle w:val="a1"/>
-      </w:pPr>
-      <w:r>
-        <w:t>П</w:t>
-      </w:r>
-      <w:r>
-        <w:t xml:space="preserve">редварително са инсталирани </w:t>
-      </w:r>
-      <w:r>
-        <w:rPr>
-          <w:lang w:val="en-US"/>
-        </w:rPr>
-        <w:t>Python 3</w:t>
-      </w:r>
-      <w:r>
-        <w:t>.</w:t>
-      </w:r>
-      <w:r>
-        <w:t>10</w:t>
-      </w:r>
-      <w:r>
-        <w:t>.1</w:t>
-      </w:r>
-      <w:r>
-        <w:t>1</w:t>
-      </w:r>
-      <w:r>
-        <w:t>,</w:t>
-      </w:r>
-      <w:r>
-        <w:rPr>
-          <w:lang w:val="en-US"/>
-        </w:rPr>
-        <w:t xml:space="preserve"> PyCharm</w:t>
-      </w:r>
-      <w:r>
-        <w:t xml:space="preserve"> и </w:t>
-      </w:r>
-      <w:r>
-        <w:rPr>
-          <w:lang w:val="en-US"/>
-        </w:rPr>
-        <w:t xml:space="preserve">XAMP. </w:t>
-      </w:r>
-    </w:p>
-    <w:p>
-      <w:pPr>
-        <w:pStyle w:val="a1"/>
-      </w:pPr>
-      <w:r>
-        <w:t xml:space="preserve">Осигурен е достъп до Интернет (до </w:t>
-      </w:r>
-      <w:r>
-        <w:rPr>
-          <w:lang w:val="en-US"/>
-        </w:rPr>
-        <w:t>GitHub.com).</w:t>
-      </w:r>
-    </w:p>
-    <w:p>
-      <w:pPr>
-        <w:pStyle w:val="a2"/>
         <w:widowControl w:val="0"/>
         <w:numPr>
           <w:ilvl w:val="1"/>
@@ -744,7 +740,7 @@
     </w:p>
     <w:p>
       <w:pPr>
-        <w:pStyle w:val="a1"/>
+        <w:pStyle w:val="a0"/>
       </w:pPr>
       <w:r>
         <w:t>Да се свали/актуализира приложението (практическата част на дипломния проект) в подходяща папка.</w:t>
@@ -752,7 +748,7 @@
     </w:p>
     <w:p>
       <w:pPr>
-        <w:pStyle w:val="a1"/>
+        <w:pStyle w:val="a0"/>
       </w:pPr>
       <w:r>
         <w:t xml:space="preserve">Да се зареди </w:t>
@@ -775,7 +771,7 @@
     </w:p>
     <w:p>
       <w:pPr>
-        <w:pStyle w:val="a1"/>
+        <w:pStyle w:val="a0"/>
       </w:pPr>
       <w:r>
         <w:t>При необходимост, да се инсталират необходимите за работата му модули.</w:t>
@@ -792,7 +788,7 @@
     </w:p>
     <w:p>
       <w:pPr>
-        <w:pStyle w:val="a1"/>
+        <w:pStyle w:val="a0"/>
       </w:pPr>
       <w:r>
         <w:rPr>
@@ -1673,13 +1669,6 @@
       <w:r>
         <w:t>.</w:t>
       </w:r>
-    </w:p>
-    <w:p>
-      <w:pPr>
-        <w:rPr>
-          <w:lang w:val="en-US"/>
-        </w:rPr>
-      </w:pPr>
     </w:p>
     <w:p>
       <w:pPr>
@@ -1701,6 +1690,8 @@
           <w:bCs/>
         </w:rPr>
       </w:pPr>
+      <w:bookmarkStart w:id="0" w:name="_GoBack"/>
+      <w:bookmarkEnd w:id="0"/>
       <w:r>
         <w:rPr>
           <w:rFonts w:eastAsia="Times New Roman"/>
@@ -2050,17 +2041,16 @@
         <w:widowControl w:val="0"/>
         <w:numPr>
           <w:ilvl w:val="0"/>
-          <w:numId w:val="7"/>
+          <w:numId w:val="14"/>
         </w:numPr>
         <w:tabs>
-          <w:tab w:val="num" w:pos="360"/>
           <w:tab w:val="left" w:pos="585"/>
           <w:tab w:val="left" w:pos="587"/>
         </w:tabs>
         <w:autoSpaceDE w:val="0"/>
         <w:autoSpaceDN w:val="0"/>
         <w:spacing w:before="35" w:after="0" w:line="273" w:lineRule="auto"/>
-        <w:ind w:left="926" w:right="340" w:hanging="359"/>
+        <w:ind w:right="340"/>
       </w:pPr>
       <w:r>
         <w:t xml:space="preserve">Предварително са инсталирани </w:t>
@@ -2095,17 +2085,16 @@
         <w:widowControl w:val="0"/>
         <w:numPr>
           <w:ilvl w:val="0"/>
-          <w:numId w:val="7"/>
+          <w:numId w:val="14"/>
         </w:numPr>
         <w:tabs>
-          <w:tab w:val="num" w:pos="360"/>
           <w:tab w:val="left" w:pos="585"/>
           <w:tab w:val="left" w:pos="587"/>
         </w:tabs>
         <w:autoSpaceDE w:val="0"/>
         <w:autoSpaceDN w:val="0"/>
         <w:spacing w:before="35" w:after="0" w:line="273" w:lineRule="auto"/>
-        <w:ind w:left="926" w:right="340" w:hanging="359"/>
+        <w:ind w:right="340"/>
       </w:pPr>
       <w:r>
         <w:t xml:space="preserve">Осигурен е достъп до Интернет (до </w:t>
@@ -2228,14 +2217,13 @@
           <w:numId w:val="7"/>
         </w:numPr>
         <w:tabs>
-          <w:tab w:val="num" w:pos="360"/>
           <w:tab w:val="left" w:pos="585"/>
           <w:tab w:val="left" w:pos="587"/>
         </w:tabs>
         <w:autoSpaceDE w:val="0"/>
         <w:autoSpaceDN w:val="0"/>
         <w:spacing w:before="35" w:after="0" w:line="273" w:lineRule="auto"/>
-        <w:ind w:left="926" w:right="340" w:hanging="359"/>
+        <w:ind w:right="340"/>
       </w:pPr>
       <w:r>
         <w:t>Да се свали/актуализира приложението (практическата част на дипломния проект) в подходяща папка.</w:t>
@@ -2249,14 +2237,13 @@
           <w:numId w:val="7"/>
         </w:numPr>
         <w:tabs>
-          <w:tab w:val="num" w:pos="360"/>
           <w:tab w:val="left" w:pos="585"/>
           <w:tab w:val="left" w:pos="587"/>
         </w:tabs>
         <w:autoSpaceDE w:val="0"/>
         <w:autoSpaceDN w:val="0"/>
         <w:spacing w:before="35" w:after="0" w:line="273" w:lineRule="auto"/>
-        <w:ind w:left="926" w:right="340" w:hanging="359"/>
+        <w:ind w:right="340"/>
       </w:pPr>
       <w:r>
         <w:t xml:space="preserve">Да се зареди проекта в средата на </w:t>
@@ -2276,14 +2263,13 @@
           <w:numId w:val="7"/>
         </w:numPr>
         <w:tabs>
-          <w:tab w:val="num" w:pos="360"/>
           <w:tab w:val="left" w:pos="585"/>
           <w:tab w:val="left" w:pos="587"/>
         </w:tabs>
         <w:autoSpaceDE w:val="0"/>
         <w:autoSpaceDN w:val="0"/>
         <w:spacing w:before="35" w:after="0" w:line="273" w:lineRule="auto"/>
-        <w:ind w:left="926" w:right="340" w:hanging="359"/>
+        <w:ind w:right="340"/>
       </w:pPr>
       <w:r>
         <w:t>При необходимост, да се инсталират необходимите за работата му модули.</w:t>
@@ -2306,14 +2292,13 @@
           <w:numId w:val="7"/>
         </w:numPr>
         <w:tabs>
-          <w:tab w:val="num" w:pos="360"/>
           <w:tab w:val="left" w:pos="585"/>
           <w:tab w:val="left" w:pos="587"/>
         </w:tabs>
         <w:autoSpaceDE w:val="0"/>
         <w:autoSpaceDN w:val="0"/>
         <w:spacing w:before="35" w:after="0" w:line="273" w:lineRule="auto"/>
-        <w:ind w:left="926" w:right="340" w:hanging="359"/>
+        <w:ind w:right="340"/>
       </w:pPr>
       <w:r>
         <w:t xml:space="preserve">Да се покаже работата на </w:t>
@@ -2347,8 +2332,6 @@
       <w:r>
         <w:t>на осветление/уреди през Уеб</w:t>
       </w:r>
-      <w:bookmarkStart w:id="0" w:name="_GoBack"/>
-      <w:bookmarkEnd w:id="0"/>
       <w:r>
         <w:t>.</w:t>
       </w:r>
@@ -2752,7 +2735,7 @@
         <w:sectPr>
           <w:type w:val="continuous"/>
           <w:pgSz w:w="11906" w:h="16838"/>
-          <w:pgMar w:top="1417" w:right="566" w:bottom="709" w:left="1418" w:header="426" w:footer="708" w:gutter="0"/>
+          <w:pgMar w:top="1417" w:right="566" w:bottom="568" w:left="1418" w:header="426" w:footer="708" w:gutter="0"/>
           <w:cols w:space="1"/>
           <w:docGrid w:linePitch="360"/>
         </w:sectPr>
@@ -2908,7 +2891,7 @@
 <w:hdr xmlns:wpc="http://schemas.microsoft.com/office/word/2010/wordprocessingCanvas" xmlns:mc="http://schemas.openxmlformats.org/markup-compatibility/2006" xmlns:o="urn:schemas-microsoft-com:office:office" xmlns:r="http://schemas.openxmlformats.org/officeDocument/2006/relationships" xmlns:m="http://schemas.openxmlformats.org/officeDocument/2006/math" xmlns:v="urn:schemas-microsoft-com:vml" xmlns:wp14="http://schemas.microsoft.com/office/word/2010/wordprocessingDrawing" xmlns:wp="http://schemas.openxmlformats.org/drawingml/2006/wordprocessingDrawing" xmlns:w10="urn:schemas-microsoft-com:office:word" xmlns:w="http://schemas.openxmlformats.org/wordprocessingml/2006/main" xmlns:w14="http://schemas.microsoft.com/office/word/2010/wordml" xmlns:wpg="http://schemas.microsoft.com/office/word/2010/wordprocessingGroup" xmlns:wpi="http://schemas.microsoft.com/office/word/2010/wordprocessingInk" xmlns:wne="http://schemas.microsoft.com/office/word/2006/wordml" xmlns:wps="http://schemas.microsoft.com/office/word/2010/wordprocessingShape" mc:Ignorable="w14 wp14">
   <w:p>
     <w:pPr>
-      <w:pStyle w:val="ab"/>
+      <w:pStyle w:val="aa"/>
       <w:ind w:firstLine="0"/>
       <w:jc w:val="center"/>
     </w:pPr>
@@ -2983,7 +2966,7 @@
   </w:p>
   <w:p>
     <w:pPr>
-      <w:pStyle w:val="ab"/>
+      <w:pStyle w:val="aa"/>
       <w:tabs>
         <w:tab w:val="clear" w:pos="4536"/>
         <w:tab w:val="left" w:pos="4545"/>
@@ -3007,7 +2990,7 @@
     </w:r>
     <w:r>
       <w:rPr>
-        <w:rStyle w:val="a7"/>
+        <w:rStyle w:val="a6"/>
         <w:i/>
         <w:iCs/>
         <w:sz w:val="18"/>
@@ -3017,7 +3000,7 @@
   </w:p>
   <w:p>
     <w:pPr>
-      <w:pStyle w:val="ab"/>
+      <w:pStyle w:val="aa"/>
     </w:pPr>
   </w:p>
 </w:hdr>
@@ -3027,7 +3010,7 @@
 <w:hdr xmlns:wpc="http://schemas.microsoft.com/office/word/2010/wordprocessingCanvas" xmlns:mc="http://schemas.openxmlformats.org/markup-compatibility/2006" xmlns:o="urn:schemas-microsoft-com:office:office" xmlns:r="http://schemas.openxmlformats.org/officeDocument/2006/relationships" xmlns:m="http://schemas.openxmlformats.org/officeDocument/2006/math" xmlns:v="urn:schemas-microsoft-com:vml" xmlns:wp14="http://schemas.microsoft.com/office/word/2010/wordprocessingDrawing" xmlns:wp="http://schemas.openxmlformats.org/drawingml/2006/wordprocessingDrawing" xmlns:w10="urn:schemas-microsoft-com:office:word" xmlns:w="http://schemas.openxmlformats.org/wordprocessingml/2006/main" xmlns:w14="http://schemas.microsoft.com/office/word/2010/wordml" xmlns:wpg="http://schemas.microsoft.com/office/word/2010/wordprocessingGroup" xmlns:wpi="http://schemas.microsoft.com/office/word/2010/wordprocessingInk" xmlns:wne="http://schemas.microsoft.com/office/word/2006/wordml" xmlns:wps="http://schemas.microsoft.com/office/word/2010/wordprocessingShape" mc:Ignorable="w14 wp14">
   <w:p>
     <w:pPr>
-      <w:pStyle w:val="ab"/>
+      <w:pStyle w:val="aa"/>
       <w:ind w:firstLine="0"/>
       <w:jc w:val="center"/>
     </w:pPr>
@@ -3102,7 +3085,7 @@
   </w:p>
   <w:p>
     <w:pPr>
-      <w:pStyle w:val="ab"/>
+      <w:pStyle w:val="aa"/>
       <w:tabs>
         <w:tab w:val="clear" w:pos="4536"/>
         <w:tab w:val="left" w:pos="4545"/>
@@ -3126,7 +3109,7 @@
     </w:r>
     <w:r>
       <w:rPr>
-        <w:rStyle w:val="a7"/>
+        <w:rStyle w:val="a6"/>
         <w:i/>
         <w:iCs/>
         <w:sz w:val="18"/>
@@ -3141,7 +3124,7 @@
 <w:hdr xmlns:wpc="http://schemas.microsoft.com/office/word/2010/wordprocessingCanvas" xmlns:mc="http://schemas.openxmlformats.org/markup-compatibility/2006" xmlns:o="urn:schemas-microsoft-com:office:office" xmlns:r="http://schemas.openxmlformats.org/officeDocument/2006/relationships" xmlns:m="http://schemas.openxmlformats.org/officeDocument/2006/math" xmlns:v="urn:schemas-microsoft-com:vml" xmlns:wp14="http://schemas.microsoft.com/office/word/2010/wordprocessingDrawing" xmlns:wp="http://schemas.openxmlformats.org/drawingml/2006/wordprocessingDrawing" xmlns:w10="urn:schemas-microsoft-com:office:word" xmlns:w="http://schemas.openxmlformats.org/wordprocessingml/2006/main" xmlns:w14="http://schemas.microsoft.com/office/word/2010/wordml" xmlns:wpg="http://schemas.microsoft.com/office/word/2010/wordprocessingGroup" xmlns:wpi="http://schemas.microsoft.com/office/word/2010/wordprocessingInk" xmlns:wne="http://schemas.microsoft.com/office/word/2006/wordml" xmlns:wps="http://schemas.microsoft.com/office/word/2010/wordprocessingShape" mc:Ignorable="w14 wp14">
   <w:p>
     <w:pPr>
-      <w:pStyle w:val="ab"/>
+      <w:pStyle w:val="aa"/>
       <w:ind w:firstLine="0"/>
       <w:jc w:val="center"/>
     </w:pPr>
@@ -3216,7 +3199,7 @@
   </w:p>
   <w:p>
     <w:pPr>
-      <w:pStyle w:val="ab"/>
+      <w:pStyle w:val="aa"/>
       <w:tabs>
         <w:tab w:val="clear" w:pos="4536"/>
         <w:tab w:val="left" w:pos="4545"/>
@@ -3240,7 +3223,7 @@
     </w:r>
     <w:r>
       <w:rPr>
-        <w:rStyle w:val="a7"/>
+        <w:rStyle w:val="a6"/>
         <w:i/>
         <w:iCs/>
         <w:sz w:val="18"/>
@@ -3250,7 +3233,7 @@
   </w:p>
   <w:p>
     <w:pPr>
-      <w:pStyle w:val="ab"/>
+      <w:pStyle w:val="aa"/>
     </w:pPr>
   </w:p>
 </w:hdr>
@@ -3260,7 +3243,7 @@
 <w:hdr xmlns:wpc="http://schemas.microsoft.com/office/word/2010/wordprocessingCanvas" xmlns:mc="http://schemas.openxmlformats.org/markup-compatibility/2006" xmlns:o="urn:schemas-microsoft-com:office:office" xmlns:r="http://schemas.openxmlformats.org/officeDocument/2006/relationships" xmlns:m="http://schemas.openxmlformats.org/officeDocument/2006/math" xmlns:v="urn:schemas-microsoft-com:vml" xmlns:wp14="http://schemas.microsoft.com/office/word/2010/wordprocessingDrawing" xmlns:wp="http://schemas.openxmlformats.org/drawingml/2006/wordprocessingDrawing" xmlns:w10="urn:schemas-microsoft-com:office:word" xmlns:w="http://schemas.openxmlformats.org/wordprocessingml/2006/main" xmlns:w14="http://schemas.microsoft.com/office/word/2010/wordml" xmlns:wpg="http://schemas.microsoft.com/office/word/2010/wordprocessingGroup" xmlns:wpi="http://schemas.microsoft.com/office/word/2010/wordprocessingInk" xmlns:wne="http://schemas.microsoft.com/office/word/2006/wordml" xmlns:wps="http://schemas.microsoft.com/office/word/2010/wordprocessingShape" mc:Ignorable="w14 wp14">
   <w:p>
     <w:pPr>
-      <w:pStyle w:val="ab"/>
+      <w:pStyle w:val="aa"/>
       <w:ind w:firstLine="0"/>
       <w:jc w:val="center"/>
     </w:pPr>
@@ -3335,7 +3318,7 @@
   </w:p>
   <w:p>
     <w:pPr>
-      <w:pStyle w:val="ab"/>
+      <w:pStyle w:val="aa"/>
       <w:tabs>
         <w:tab w:val="clear" w:pos="4536"/>
         <w:tab w:val="left" w:pos="4545"/>
@@ -3359,7 +3342,7 @@
     </w:r>
     <w:r>
       <w:rPr>
-        <w:rStyle w:val="a7"/>
+        <w:rStyle w:val="a6"/>
         <w:i/>
         <w:iCs/>
         <w:sz w:val="18"/>
@@ -4033,16 +4016,18 @@
   <w:abstractNum w:abstractNumId="6">
     <w:nsid w:val="4B81624E"/>
     <w:multiLevelType w:val="multilevel"/>
-    <w:tmpl w:val="385C7408"/>
+    <w:tmpl w:val="F86623AA"/>
     <w:lvl w:ilvl="0">
       <w:start w:val="1"/>
-      <w:numFmt w:val="decimal"/>
-      <w:pStyle w:val="a0"/>
-      <w:lvlText w:val="%1."/>
-      <w:lvlJc w:val="left"/>
-      <w:pPr>
-        <w:ind w:left="360" w:hanging="360"/>
-      </w:pPr>
+      <w:numFmt w:val="bullet"/>
+      <w:lvlText w:val=""/>
+      <w:lvlJc w:val="left"/>
+      <w:pPr>
+        <w:ind w:left="945" w:hanging="360"/>
+      </w:pPr>
+      <w:rPr>
+        <w:rFonts w:ascii="Symbol" w:hAnsi="Symbol" w:hint="default"/>
+      </w:rPr>
     </w:lvl>
     <w:lvl w:ilvl="1">
       <w:start w:val="1"/>
@@ -4050,7 +4035,7 @@
       <w:lvlText w:val="%1.%2."/>
       <w:lvlJc w:val="left"/>
       <w:pPr>
-        <w:ind w:left="792" w:hanging="432"/>
+        <w:ind w:left="1377" w:hanging="432"/>
       </w:pPr>
     </w:lvl>
     <w:lvl w:ilvl="2">
@@ -4059,7 +4044,7 @@
       <w:lvlText w:val="%1.%2.%3."/>
       <w:lvlJc w:val="left"/>
       <w:pPr>
-        <w:ind w:left="1224" w:hanging="504"/>
+        <w:ind w:left="1809" w:hanging="504"/>
       </w:pPr>
     </w:lvl>
     <w:lvl w:ilvl="3">
@@ -4068,7 +4053,7 @@
       <w:lvlText w:val="%1.%2.%3.%4."/>
       <w:lvlJc w:val="left"/>
       <w:pPr>
-        <w:ind w:left="1728" w:hanging="648"/>
+        <w:ind w:left="2313" w:hanging="648"/>
       </w:pPr>
     </w:lvl>
     <w:lvl w:ilvl="4">
@@ -4077,7 +4062,7 @@
       <w:lvlText w:val="%1.%2.%3.%4.%5."/>
       <w:lvlJc w:val="left"/>
       <w:pPr>
-        <w:ind w:left="2232" w:hanging="792"/>
+        <w:ind w:left="2817" w:hanging="792"/>
       </w:pPr>
     </w:lvl>
     <w:lvl w:ilvl="5">
@@ -4086,7 +4071,7 @@
       <w:lvlText w:val="%1.%2.%3.%4.%5.%6."/>
       <w:lvlJc w:val="left"/>
       <w:pPr>
-        <w:ind w:left="2736" w:hanging="936"/>
+        <w:ind w:left="3321" w:hanging="936"/>
       </w:pPr>
     </w:lvl>
     <w:lvl w:ilvl="6">
@@ -4095,7 +4080,7 @@
       <w:lvlText w:val="%1.%2.%3.%4.%5.%6.%7."/>
       <w:lvlJc w:val="left"/>
       <w:pPr>
-        <w:ind w:left="3240" w:hanging="1080"/>
+        <w:ind w:left="3825" w:hanging="1080"/>
       </w:pPr>
     </w:lvl>
     <w:lvl w:ilvl="7">
@@ -4104,7 +4089,7 @@
       <w:lvlText w:val="%1.%2.%3.%4.%5.%6.%7.%8."/>
       <w:lvlJc w:val="left"/>
       <w:pPr>
-        <w:ind w:left="3744" w:hanging="1224"/>
+        <w:ind w:left="4329" w:hanging="1224"/>
       </w:pPr>
     </w:lvl>
     <w:lvl w:ilvl="8">
@@ -4113,17 +4098,106 @@
       <w:lvlText w:val="%1.%2.%3.%4.%5.%6.%7.%8.%9."/>
       <w:lvlJc w:val="left"/>
       <w:pPr>
-        <w:ind w:left="4320" w:hanging="1440"/>
+        <w:ind w:left="4905" w:hanging="1440"/>
       </w:pPr>
     </w:lvl>
   </w:abstractNum>
   <w:abstractNum w:abstractNumId="7">
+    <w:nsid w:val="548B1E31"/>
+    <w:multiLevelType w:val="multilevel"/>
+    <w:tmpl w:val="F86623AA"/>
+    <w:lvl w:ilvl="0">
+      <w:start w:val="1"/>
+      <w:numFmt w:val="bullet"/>
+      <w:lvlText w:val=""/>
+      <w:lvlJc w:val="left"/>
+      <w:pPr>
+        <w:ind w:left="945" w:hanging="360"/>
+      </w:pPr>
+      <w:rPr>
+        <w:rFonts w:ascii="Symbol" w:hAnsi="Symbol" w:hint="default"/>
+      </w:rPr>
+    </w:lvl>
+    <w:lvl w:ilvl="1">
+      <w:start w:val="1"/>
+      <w:numFmt w:val="decimal"/>
+      <w:lvlText w:val="%1.%2."/>
+      <w:lvlJc w:val="left"/>
+      <w:pPr>
+        <w:ind w:left="1377" w:hanging="432"/>
+      </w:pPr>
+    </w:lvl>
+    <w:lvl w:ilvl="2">
+      <w:start w:val="1"/>
+      <w:numFmt w:val="decimal"/>
+      <w:lvlText w:val="%1.%2.%3."/>
+      <w:lvlJc w:val="left"/>
+      <w:pPr>
+        <w:ind w:left="1809" w:hanging="504"/>
+      </w:pPr>
+    </w:lvl>
+    <w:lvl w:ilvl="3">
+      <w:start w:val="1"/>
+      <w:numFmt w:val="decimal"/>
+      <w:lvlText w:val="%1.%2.%3.%4."/>
+      <w:lvlJc w:val="left"/>
+      <w:pPr>
+        <w:ind w:left="2313" w:hanging="648"/>
+      </w:pPr>
+    </w:lvl>
+    <w:lvl w:ilvl="4">
+      <w:start w:val="1"/>
+      <w:numFmt w:val="decimal"/>
+      <w:lvlText w:val="%1.%2.%3.%4.%5."/>
+      <w:lvlJc w:val="left"/>
+      <w:pPr>
+        <w:ind w:left="2817" w:hanging="792"/>
+      </w:pPr>
+    </w:lvl>
+    <w:lvl w:ilvl="5">
+      <w:start w:val="1"/>
+      <w:numFmt w:val="decimal"/>
+      <w:lvlText w:val="%1.%2.%3.%4.%5.%6."/>
+      <w:lvlJc w:val="left"/>
+      <w:pPr>
+        <w:ind w:left="3321" w:hanging="936"/>
+      </w:pPr>
+    </w:lvl>
+    <w:lvl w:ilvl="6">
+      <w:start w:val="1"/>
+      <w:numFmt w:val="decimal"/>
+      <w:lvlText w:val="%1.%2.%3.%4.%5.%6.%7."/>
+      <w:lvlJc w:val="left"/>
+      <w:pPr>
+        <w:ind w:left="3825" w:hanging="1080"/>
+      </w:pPr>
+    </w:lvl>
+    <w:lvl w:ilvl="7">
+      <w:start w:val="1"/>
+      <w:numFmt w:val="decimal"/>
+      <w:lvlText w:val="%1.%2.%3.%4.%5.%6.%7.%8."/>
+      <w:lvlJc w:val="left"/>
+      <w:pPr>
+        <w:ind w:left="4329" w:hanging="1224"/>
+      </w:pPr>
+    </w:lvl>
+    <w:lvl w:ilvl="8">
+      <w:start w:val="1"/>
+      <w:numFmt w:val="decimal"/>
+      <w:lvlText w:val="%1.%2.%3.%4.%5.%6.%7.%8.%9."/>
+      <w:lvlJc w:val="left"/>
+      <w:pPr>
+        <w:ind w:left="4905" w:hanging="1440"/>
+      </w:pPr>
+    </w:lvl>
+  </w:abstractNum>
+  <w:abstractNum w:abstractNumId="8">
     <w:nsid w:val="5B77284C"/>
     <w:multiLevelType w:val="hybridMultilevel"/>
     <w:tmpl w:val="B170AB8C"/>
     <w:lvl w:ilvl="0" w:tplc="A1C47BA2">
       <w:numFmt w:val="bullet"/>
-      <w:pStyle w:val="a1"/>
+      <w:pStyle w:val="a0"/>
       <w:lvlText w:val=""/>
       <w:lvlJc w:val="left"/>
       <w:pPr>
@@ -4234,7 +4308,7 @@
       </w:rPr>
     </w:lvl>
   </w:abstractNum>
-  <w:abstractNum w:abstractNumId="8">
+  <w:abstractNum w:abstractNumId="9">
     <w:nsid w:val="65CC0DDB"/>
     <w:multiLevelType w:val="multilevel"/>
     <w:tmpl w:val="0402001F"/>
@@ -4320,7 +4394,7 @@
       </w:pPr>
     </w:lvl>
   </w:abstractNum>
-  <w:abstractNum w:abstractNumId="9">
+  <w:abstractNum w:abstractNumId="10">
     <w:nsid w:val="687C238E"/>
     <w:multiLevelType w:val="multilevel"/>
     <w:tmpl w:val="5ACE1FA0"/>
@@ -4447,7 +4521,7 @@
       </w:rPr>
     </w:lvl>
   </w:abstractNum>
-  <w:abstractNum w:abstractNumId="10">
+  <w:abstractNum w:abstractNumId="11">
     <w:nsid w:val="7382246D"/>
     <w:multiLevelType w:val="hybridMultilevel"/>
     <w:tmpl w:val="2C6461D8"/>
@@ -4560,7 +4634,7 @@
       </w:rPr>
     </w:lvl>
   </w:abstractNum>
-  <w:abstractNum w:abstractNumId="11">
+  <w:abstractNum w:abstractNumId="12">
     <w:nsid w:val="7C325114"/>
     <w:multiLevelType w:val="multilevel"/>
     <w:tmpl w:val="0402001D"/>
@@ -4646,14 +4720,14 @@
       </w:pPr>
     </w:lvl>
   </w:abstractNum>
-  <w:abstractNum w:abstractNumId="12">
+  <w:abstractNum w:abstractNumId="13">
     <w:nsid w:val="7CED68EB"/>
     <w:multiLevelType w:val="hybridMultilevel"/>
     <w:tmpl w:val="0E7E49A4"/>
     <w:lvl w:ilvl="0" w:tplc="010EADEA">
       <w:start w:val="1"/>
       <w:numFmt w:val="decimal"/>
-      <w:pStyle w:val="a2"/>
+      <w:pStyle w:val="a1"/>
       <w:lvlText w:val="%1."/>
       <w:lvlJc w:val="left"/>
       <w:pPr>
@@ -4734,7 +4808,7 @@
     </w:lvl>
   </w:abstractNum>
   <w:num w:numId="1">
-    <w:abstractNumId w:val="12"/>
+    <w:abstractNumId w:val="13"/>
   </w:num>
   <w:num w:numId="2">
     <w:abstractNumId w:val="3"/>
@@ -4743,19 +4817,19 @@
     <w:abstractNumId w:val="5"/>
   </w:num>
   <w:num w:numId="4">
-    <w:abstractNumId w:val="11"/>
+    <w:abstractNumId w:val="12"/>
   </w:num>
   <w:num w:numId="5">
     <w:abstractNumId w:val="2"/>
   </w:num>
   <w:num w:numId="6">
-    <w:abstractNumId w:val="8"/>
+    <w:abstractNumId w:val="9"/>
   </w:num>
   <w:num w:numId="7">
     <w:abstractNumId w:val="6"/>
   </w:num>
   <w:num w:numId="8">
-    <w:abstractNumId w:val="10"/>
+    <w:abstractNumId w:val="11"/>
   </w:num>
   <w:num w:numId="9">
     <w:abstractNumId w:val="1"/>
@@ -4767,10 +4841,13 @@
     <w:abstractNumId w:val="0"/>
   </w:num>
   <w:num w:numId="12">
-    <w:abstractNumId w:val="7"/>
+    <w:abstractNumId w:val="8"/>
   </w:num>
   <w:num w:numId="13">
-    <w:abstractNumId w:val="9"/>
+    <w:abstractNumId w:val="10"/>
+  </w:num>
+  <w:num w:numId="14">
+    <w:abstractNumId w:val="7"/>
   </w:num>
 </w:numbering>
 </file>
@@ -4932,7 +5009,7 @@
     <w:lsdException w:name="Bibliography" w:uiPriority="37"/>
     <w:lsdException w:name="TOC Heading" w:uiPriority="39" w:qFormat="1"/>
   </w:latentStyles>
-  <w:style w:type="paragraph" w:default="1" w:styleId="a3">
+  <w:style w:type="paragraph" w:default="1" w:styleId="a2">
     <w:name w:val="Normal"/>
     <w:qFormat/>
     <w:rsid w:val="00055057"/>
@@ -4949,7 +5026,7 @@
   </w:style>
   <w:style w:type="paragraph" w:styleId="2">
     <w:name w:val="heading 2"/>
-    <w:basedOn w:val="a3"/>
+    <w:basedOn w:val="a2"/>
     <w:link w:val="20"/>
     <w:uiPriority w:val="1"/>
     <w:qFormat/>
@@ -4969,13 +5046,13 @@
       <w:bCs/>
     </w:rPr>
   </w:style>
-  <w:style w:type="character" w:default="1" w:styleId="a4">
+  <w:style w:type="character" w:default="1" w:styleId="a3">
     <w:name w:val="Default Paragraph Font"/>
     <w:uiPriority w:val="1"/>
     <w:semiHidden/>
     <w:unhideWhenUsed/>
   </w:style>
-  <w:style w:type="table" w:default="1" w:styleId="a5">
+  <w:style w:type="table" w:default="1" w:styleId="a4">
     <w:name w:val="Normal Table"/>
     <w:uiPriority w:val="99"/>
     <w:semiHidden/>
@@ -4990,13 +5067,13 @@
       </w:tblCellMar>
     </w:tblPr>
   </w:style>
-  <w:style w:type="numbering" w:default="1" w:styleId="a6">
+  <w:style w:type="numbering" w:default="1" w:styleId="a5">
     <w:name w:val="No List"/>
     <w:uiPriority w:val="99"/>
     <w:semiHidden/>
     <w:unhideWhenUsed/>
   </w:style>
-  <w:style w:type="character" w:styleId="a7">
+  <w:style w:type="character" w:styleId="a6">
     <w:name w:val="Hyperlink"/>
     <w:uiPriority w:val="99"/>
     <w:semiHidden/>
@@ -5024,10 +5101,10 @@
       <w:szCs w:val="24"/>
     </w:rPr>
   </w:style>
-  <w:style w:type="paragraph" w:styleId="a8">
+  <w:style w:type="paragraph" w:styleId="a7">
     <w:name w:val="Balloon Text"/>
-    <w:basedOn w:val="a3"/>
-    <w:link w:val="a9"/>
+    <w:basedOn w:val="a2"/>
+    <w:link w:val="a8"/>
     <w:uiPriority w:val="99"/>
     <w:semiHidden/>
     <w:unhideWhenUsed/>
@@ -5041,10 +5118,10 @@
       <w:szCs w:val="18"/>
     </w:rPr>
   </w:style>
-  <w:style w:type="character" w:customStyle="1" w:styleId="a9">
+  <w:style w:type="character" w:customStyle="1" w:styleId="a8">
     <w:name w:val="Изнесен текст Знак"/>
-    <w:basedOn w:val="a4"/>
-    <w:link w:val="a8"/>
+    <w:basedOn w:val="a3"/>
+    <w:link w:val="a7"/>
     <w:uiPriority w:val="99"/>
     <w:semiHidden/>
     <w:rsid w:val="009B448E"/>
@@ -5055,10 +5132,10 @@
       <w:lang w:val="en-US"/>
     </w:rPr>
   </w:style>
-  <w:style w:type="paragraph" w:styleId="a2">
+  <w:style w:type="paragraph" w:styleId="a1">
     <w:name w:val="List Paragraph"/>
-    <w:basedOn w:val="a3"/>
-    <w:link w:val="aa"/>
+    <w:basedOn w:val="a2"/>
+    <w:link w:val="a9"/>
     <w:uiPriority w:val="1"/>
     <w:qFormat/>
     <w:rsid w:val="000D4E46"/>
@@ -5069,10 +5146,10 @@
       <w:contextualSpacing/>
     </w:pPr>
   </w:style>
-  <w:style w:type="paragraph" w:styleId="ab">
+  <w:style w:type="paragraph" w:styleId="aa">
     <w:name w:val="header"/>
-    <w:basedOn w:val="a3"/>
-    <w:link w:val="ac"/>
+    <w:basedOn w:val="a2"/>
+    <w:link w:val="ab"/>
     <w:uiPriority w:val="99"/>
     <w:unhideWhenUsed/>
     <w:rsid w:val="00435427"/>
@@ -5084,10 +5161,10 @@
       <w:spacing w:after="0" w:line="240" w:lineRule="auto"/>
     </w:pPr>
   </w:style>
-  <w:style w:type="character" w:customStyle="1" w:styleId="ac">
+  <w:style w:type="character" w:customStyle="1" w:styleId="ab">
     <w:name w:val="Горен колонтитул Знак"/>
-    <w:basedOn w:val="a4"/>
-    <w:link w:val="ab"/>
+    <w:basedOn w:val="a3"/>
+    <w:link w:val="aa"/>
     <w:uiPriority w:val="99"/>
     <w:rsid w:val="00435427"/>
     <w:rPr>
@@ -5096,10 +5173,10 @@
       <w:szCs w:val="24"/>
     </w:rPr>
   </w:style>
-  <w:style w:type="paragraph" w:styleId="ad">
+  <w:style w:type="paragraph" w:styleId="ac">
     <w:name w:val="footer"/>
-    <w:basedOn w:val="a3"/>
-    <w:link w:val="ae"/>
+    <w:basedOn w:val="a2"/>
+    <w:link w:val="ad"/>
     <w:uiPriority w:val="99"/>
     <w:unhideWhenUsed/>
     <w:rsid w:val="00435427"/>
@@ -5111,10 +5188,10 @@
       <w:spacing w:after="0" w:line="240" w:lineRule="auto"/>
     </w:pPr>
   </w:style>
-  <w:style w:type="character" w:customStyle="1" w:styleId="ae">
+  <w:style w:type="character" w:customStyle="1" w:styleId="ad">
     <w:name w:val="Долен колонтитул Знак"/>
-    <w:basedOn w:val="a4"/>
-    <w:link w:val="ad"/>
+    <w:basedOn w:val="a3"/>
+    <w:link w:val="ac"/>
     <w:uiPriority w:val="99"/>
     <w:rsid w:val="00435427"/>
     <w:rPr>
@@ -5123,15 +5200,15 @@
       <w:szCs w:val="24"/>
     </w:rPr>
   </w:style>
-  <w:style w:type="paragraph" w:customStyle="1" w:styleId="a0">
+  <w:style w:type="paragraph" w:customStyle="1" w:styleId="ae">
     <w:name w:val="Раздел"/>
-    <w:basedOn w:val="a2"/>
+    <w:basedOn w:val="a1"/>
     <w:link w:val="af"/>
     <w:qFormat/>
     <w:rsid w:val="00055057"/>
     <w:pPr>
       <w:numPr>
-        <w:numId w:val="7"/>
+        <w:numId w:val="0"/>
       </w:numPr>
     </w:pPr>
     <w:rPr>
@@ -5143,7 +5220,7 @@
   </w:style>
   <w:style w:type="paragraph" w:customStyle="1" w:styleId="af0">
     <w:name w:val="срок"/>
-    <w:basedOn w:val="a3"/>
+    <w:basedOn w:val="a2"/>
     <w:link w:val="af1"/>
     <w:qFormat/>
     <w:rsid w:val="00055057"/>
@@ -5154,7 +5231,7 @@
   </w:style>
   <w:style w:type="character" w:customStyle="1" w:styleId="Default0">
     <w:name w:val="Default Знак"/>
-    <w:basedOn w:val="a4"/>
+    <w:basedOn w:val="a3"/>
     <w:link w:val="Default"/>
     <w:rsid w:val="00055057"/>
     <w:rPr>
@@ -5167,7 +5244,7 @@
   <w:style w:type="character" w:customStyle="1" w:styleId="af">
     <w:name w:val="Раздел Знак"/>
     <w:basedOn w:val="Default0"/>
-    <w:link w:val="a0"/>
+    <w:link w:val="ae"/>
     <w:rsid w:val="00055057"/>
     <w:rPr>
       <w:rFonts w:ascii="Times New Roman" w:eastAsia="Calibri" w:hAnsi="Times New Roman" w:cs="Times New Roman"/>
@@ -5182,7 +5259,7 @@
   </w:style>
   <w:style w:type="character" w:customStyle="1" w:styleId="af1">
     <w:name w:val="срок Знак"/>
-    <w:basedOn w:val="a4"/>
+    <w:basedOn w:val="a3"/>
     <w:link w:val="af0"/>
     <w:rsid w:val="00055057"/>
     <w:rPr>
@@ -5193,14 +5270,14 @@
   </w:style>
   <w:style w:type="character" w:styleId="af2">
     <w:name w:val="Strong"/>
-    <w:basedOn w:val="a4"/>
+    <w:basedOn w:val="a3"/>
     <w:uiPriority w:val="22"/>
     <w:qFormat/>
     <w:rsid w:val="0030402F"/>
   </w:style>
   <w:style w:type="paragraph" w:customStyle="1" w:styleId="a">
     <w:name w:val="точка"/>
-    <w:basedOn w:val="a3"/>
+    <w:basedOn w:val="a2"/>
     <w:link w:val="af3"/>
     <w:qFormat/>
     <w:rsid w:val="0030402F"/>
@@ -5222,7 +5299,7 @@
   </w:style>
   <w:style w:type="paragraph" w:customStyle="1" w:styleId="af4">
     <w:name w:val="текст"/>
-    <w:basedOn w:val="a3"/>
+    <w:basedOn w:val="a2"/>
     <w:link w:val="af5"/>
     <w:qFormat/>
     <w:rsid w:val="0030402F"/>
@@ -5240,7 +5317,7 @@
   </w:style>
   <w:style w:type="character" w:customStyle="1" w:styleId="af3">
     <w:name w:val="точка Знак"/>
-    <w:basedOn w:val="a4"/>
+    <w:basedOn w:val="a3"/>
     <w:link w:val="a"/>
     <w:rsid w:val="0030402F"/>
     <w:rPr>
@@ -5252,7 +5329,7 @@
   </w:style>
   <w:style w:type="character" w:customStyle="1" w:styleId="af5">
     <w:name w:val="текст Знак"/>
-    <w:basedOn w:val="a4"/>
+    <w:basedOn w:val="a3"/>
     <w:link w:val="af4"/>
     <w:rsid w:val="0030402F"/>
     <w:rPr>
@@ -5265,7 +5342,7 @@
   </w:style>
   <w:style w:type="character" w:customStyle="1" w:styleId="20">
     <w:name w:val="Заглавие 2 Знак"/>
-    <w:basedOn w:val="a4"/>
+    <w:basedOn w:val="a3"/>
     <w:link w:val="2"/>
     <w:uiPriority w:val="1"/>
     <w:rsid w:val="00442006"/>
@@ -5279,7 +5356,7 @@
   </w:style>
   <w:style w:type="paragraph" w:styleId="af6">
     <w:name w:val="Body Text"/>
-    <w:basedOn w:val="a3"/>
+    <w:basedOn w:val="a2"/>
     <w:link w:val="af7"/>
     <w:uiPriority w:val="1"/>
     <w:qFormat/>
@@ -5298,7 +5375,7 @@
   </w:style>
   <w:style w:type="character" w:customStyle="1" w:styleId="af7">
     <w:name w:val="Основен текст Знак"/>
-    <w:basedOn w:val="a4"/>
+    <w:basedOn w:val="a3"/>
     <w:link w:val="af6"/>
     <w:uiPriority w:val="1"/>
     <w:rsid w:val="00442006"/>
@@ -5308,9 +5385,9 @@
       <w:szCs w:val="24"/>
     </w:rPr>
   </w:style>
-  <w:style w:type="paragraph" w:customStyle="1" w:styleId="a1">
+  <w:style w:type="paragraph" w:customStyle="1" w:styleId="a0">
     <w:name w:val="Точки"/>
-    <w:basedOn w:val="a2"/>
+    <w:basedOn w:val="a1"/>
     <w:link w:val="af8"/>
     <w:uiPriority w:val="1"/>
     <w:qFormat/>
@@ -5331,10 +5408,10 @@
       <w:contextualSpacing w:val="0"/>
     </w:pPr>
   </w:style>
-  <w:style w:type="character" w:customStyle="1" w:styleId="aa">
+  <w:style w:type="character" w:customStyle="1" w:styleId="a9">
     <w:name w:val="Списък на абзаци Знак"/>
-    <w:basedOn w:val="a4"/>
-    <w:link w:val="a2"/>
+    <w:basedOn w:val="a3"/>
+    <w:link w:val="a1"/>
     <w:uiPriority w:val="1"/>
     <w:rsid w:val="00442006"/>
     <w:rPr>
@@ -5345,8 +5422,8 @@
   </w:style>
   <w:style w:type="character" w:customStyle="1" w:styleId="af8">
     <w:name w:val="Точки Знак"/>
-    <w:basedOn w:val="aa"/>
-    <w:link w:val="a1"/>
+    <w:basedOn w:val="a9"/>
+    <w:link w:val="a0"/>
     <w:uiPriority w:val="1"/>
     <w:rsid w:val="00442006"/>
     <w:rPr>
@@ -5515,7 +5592,7 @@
     <w:lsdException w:name="Bibliography" w:uiPriority="37"/>
     <w:lsdException w:name="TOC Heading" w:uiPriority="39" w:qFormat="1"/>
   </w:latentStyles>
-  <w:style w:type="paragraph" w:default="1" w:styleId="a3">
+  <w:style w:type="paragraph" w:default="1" w:styleId="a2">
     <w:name w:val="Normal"/>
     <w:qFormat/>
     <w:rsid w:val="00055057"/>
@@ -5532,7 +5609,7 @@
   </w:style>
   <w:style w:type="paragraph" w:styleId="2">
     <w:name w:val="heading 2"/>
-    <w:basedOn w:val="a3"/>
+    <w:basedOn w:val="a2"/>
     <w:link w:val="20"/>
     <w:uiPriority w:val="1"/>
     <w:qFormat/>
@@ -5552,13 +5629,13 @@
       <w:bCs/>
     </w:rPr>
   </w:style>
-  <w:style w:type="character" w:default="1" w:styleId="a4">
+  <w:style w:type="character" w:default="1" w:styleId="a3">
     <w:name w:val="Default Paragraph Font"/>
     <w:uiPriority w:val="1"/>
     <w:semiHidden/>
     <w:unhideWhenUsed/>
   </w:style>
-  <w:style w:type="table" w:default="1" w:styleId="a5">
+  <w:style w:type="table" w:default="1" w:styleId="a4">
     <w:name w:val="Normal Table"/>
     <w:uiPriority w:val="99"/>
     <w:semiHidden/>
@@ -5573,13 +5650,13 @@
       </w:tblCellMar>
     </w:tblPr>
   </w:style>
-  <w:style w:type="numbering" w:default="1" w:styleId="a6">
+  <w:style w:type="numbering" w:default="1" w:styleId="a5">
     <w:name w:val="No List"/>
     <w:uiPriority w:val="99"/>
     <w:semiHidden/>
     <w:unhideWhenUsed/>
   </w:style>
-  <w:style w:type="character" w:styleId="a7">
+  <w:style w:type="character" w:styleId="a6">
     <w:name w:val="Hyperlink"/>
     <w:uiPriority w:val="99"/>
     <w:semiHidden/>
@@ -5607,10 +5684,10 @@
       <w:szCs w:val="24"/>
     </w:rPr>
   </w:style>
-  <w:style w:type="paragraph" w:styleId="a8">
+  <w:style w:type="paragraph" w:styleId="a7">
     <w:name w:val="Balloon Text"/>
-    <w:basedOn w:val="a3"/>
-    <w:link w:val="a9"/>
+    <w:basedOn w:val="a2"/>
+    <w:link w:val="a8"/>
     <w:uiPriority w:val="99"/>
     <w:semiHidden/>
     <w:unhideWhenUsed/>
@@ -5624,10 +5701,10 @@
       <w:szCs w:val="18"/>
     </w:rPr>
   </w:style>
-  <w:style w:type="character" w:customStyle="1" w:styleId="a9">
+  <w:style w:type="character" w:customStyle="1" w:styleId="a8">
     <w:name w:val="Изнесен текст Знак"/>
-    <w:basedOn w:val="a4"/>
-    <w:link w:val="a8"/>
+    <w:basedOn w:val="a3"/>
+    <w:link w:val="a7"/>
     <w:uiPriority w:val="99"/>
     <w:semiHidden/>
     <w:rsid w:val="009B448E"/>
@@ -5638,10 +5715,10 @@
       <w:lang w:val="en-US"/>
     </w:rPr>
   </w:style>
-  <w:style w:type="paragraph" w:styleId="a2">
+  <w:style w:type="paragraph" w:styleId="a1">
     <w:name w:val="List Paragraph"/>
-    <w:basedOn w:val="a3"/>
-    <w:link w:val="aa"/>
+    <w:basedOn w:val="a2"/>
+    <w:link w:val="a9"/>
     <w:uiPriority w:val="1"/>
     <w:qFormat/>
     <w:rsid w:val="000D4E46"/>
@@ -5652,10 +5729,10 @@
       <w:contextualSpacing/>
     </w:pPr>
   </w:style>
-  <w:style w:type="paragraph" w:styleId="ab">
+  <w:style w:type="paragraph" w:styleId="aa">
     <w:name w:val="header"/>
-    <w:basedOn w:val="a3"/>
-    <w:link w:val="ac"/>
+    <w:basedOn w:val="a2"/>
+    <w:link w:val="ab"/>
     <w:uiPriority w:val="99"/>
     <w:unhideWhenUsed/>
     <w:rsid w:val="00435427"/>
@@ -5667,10 +5744,10 @@
       <w:spacing w:after="0" w:line="240" w:lineRule="auto"/>
     </w:pPr>
   </w:style>
-  <w:style w:type="character" w:customStyle="1" w:styleId="ac">
+  <w:style w:type="character" w:customStyle="1" w:styleId="ab">
     <w:name w:val="Горен колонтитул Знак"/>
-    <w:basedOn w:val="a4"/>
-    <w:link w:val="ab"/>
+    <w:basedOn w:val="a3"/>
+    <w:link w:val="aa"/>
     <w:uiPriority w:val="99"/>
     <w:rsid w:val="00435427"/>
     <w:rPr>
@@ -5679,10 +5756,10 @@
       <w:szCs w:val="24"/>
     </w:rPr>
   </w:style>
-  <w:style w:type="paragraph" w:styleId="ad">
+  <w:style w:type="paragraph" w:styleId="ac">
     <w:name w:val="footer"/>
-    <w:basedOn w:val="a3"/>
-    <w:link w:val="ae"/>
+    <w:basedOn w:val="a2"/>
+    <w:link w:val="ad"/>
     <w:uiPriority w:val="99"/>
     <w:unhideWhenUsed/>
     <w:rsid w:val="00435427"/>
@@ -5694,10 +5771,10 @@
       <w:spacing w:after="0" w:line="240" w:lineRule="auto"/>
     </w:pPr>
   </w:style>
-  <w:style w:type="character" w:customStyle="1" w:styleId="ae">
+  <w:style w:type="character" w:customStyle="1" w:styleId="ad">
     <w:name w:val="Долен колонтитул Знак"/>
-    <w:basedOn w:val="a4"/>
-    <w:link w:val="ad"/>
+    <w:basedOn w:val="a3"/>
+    <w:link w:val="ac"/>
     <w:uiPriority w:val="99"/>
     <w:rsid w:val="00435427"/>
     <w:rPr>
@@ -5706,15 +5783,15 @@
       <w:szCs w:val="24"/>
     </w:rPr>
   </w:style>
-  <w:style w:type="paragraph" w:customStyle="1" w:styleId="a0">
+  <w:style w:type="paragraph" w:customStyle="1" w:styleId="ae">
     <w:name w:val="Раздел"/>
-    <w:basedOn w:val="a2"/>
+    <w:basedOn w:val="a1"/>
     <w:link w:val="af"/>
     <w:qFormat/>
     <w:rsid w:val="00055057"/>
     <w:pPr>
       <w:numPr>
-        <w:numId w:val="7"/>
+        <w:numId w:val="0"/>
       </w:numPr>
     </w:pPr>
     <w:rPr>
@@ -5726,7 +5803,7 @@
   </w:style>
   <w:style w:type="paragraph" w:customStyle="1" w:styleId="af0">
     <w:name w:val="срок"/>
-    <w:basedOn w:val="a3"/>
+    <w:basedOn w:val="a2"/>
     <w:link w:val="af1"/>
     <w:qFormat/>
     <w:rsid w:val="00055057"/>
@@ -5737,7 +5814,7 @@
   </w:style>
   <w:style w:type="character" w:customStyle="1" w:styleId="Default0">
     <w:name w:val="Default Знак"/>
-    <w:basedOn w:val="a4"/>
+    <w:basedOn w:val="a3"/>
     <w:link w:val="Default"/>
     <w:rsid w:val="00055057"/>
     <w:rPr>
@@ -5750,7 +5827,7 @@
   <w:style w:type="character" w:customStyle="1" w:styleId="af">
     <w:name w:val="Раздел Знак"/>
     <w:basedOn w:val="Default0"/>
-    <w:link w:val="a0"/>
+    <w:link w:val="ae"/>
     <w:rsid w:val="00055057"/>
     <w:rPr>
       <w:rFonts w:ascii="Times New Roman" w:eastAsia="Calibri" w:hAnsi="Times New Roman" w:cs="Times New Roman"/>
@@ -5765,7 +5842,7 @@
   </w:style>
   <w:style w:type="character" w:customStyle="1" w:styleId="af1">
     <w:name w:val="срок Знак"/>
-    <w:basedOn w:val="a4"/>
+    <w:basedOn w:val="a3"/>
     <w:link w:val="af0"/>
     <w:rsid w:val="00055057"/>
     <w:rPr>
@@ -5776,14 +5853,14 @@
   </w:style>
   <w:style w:type="character" w:styleId="af2">
     <w:name w:val="Strong"/>
-    <w:basedOn w:val="a4"/>
+    <w:basedOn w:val="a3"/>
     <w:uiPriority w:val="22"/>
     <w:qFormat/>
     <w:rsid w:val="0030402F"/>
   </w:style>
   <w:style w:type="paragraph" w:customStyle="1" w:styleId="a">
     <w:name w:val="точка"/>
-    <w:basedOn w:val="a3"/>
+    <w:basedOn w:val="a2"/>
     <w:link w:val="af3"/>
     <w:qFormat/>
     <w:rsid w:val="0030402F"/>
@@ -5805,7 +5882,7 @@
   </w:style>
   <w:style w:type="paragraph" w:customStyle="1" w:styleId="af4">
     <w:name w:val="текст"/>
-    <w:basedOn w:val="a3"/>
+    <w:basedOn w:val="a2"/>
     <w:link w:val="af5"/>
     <w:qFormat/>
     <w:rsid w:val="0030402F"/>
@@ -5823,7 +5900,7 @@
   </w:style>
   <w:style w:type="character" w:customStyle="1" w:styleId="af3">
     <w:name w:val="точка Знак"/>
-    <w:basedOn w:val="a4"/>
+    <w:basedOn w:val="a3"/>
     <w:link w:val="a"/>
     <w:rsid w:val="0030402F"/>
     <w:rPr>
@@ -5835,7 +5912,7 @@
   </w:style>
   <w:style w:type="character" w:customStyle="1" w:styleId="af5">
     <w:name w:val="текст Знак"/>
-    <w:basedOn w:val="a4"/>
+    <w:basedOn w:val="a3"/>
     <w:link w:val="af4"/>
     <w:rsid w:val="0030402F"/>
     <w:rPr>
@@ -5848,7 +5925,7 @@
   </w:style>
   <w:style w:type="character" w:customStyle="1" w:styleId="20">
     <w:name w:val="Заглавие 2 Знак"/>
-    <w:basedOn w:val="a4"/>
+    <w:basedOn w:val="a3"/>
     <w:link w:val="2"/>
     <w:uiPriority w:val="1"/>
     <w:rsid w:val="00442006"/>
@@ -5862,7 +5939,7 @@
   </w:style>
   <w:style w:type="paragraph" w:styleId="af6">
     <w:name w:val="Body Text"/>
-    <w:basedOn w:val="a3"/>
+    <w:basedOn w:val="a2"/>
     <w:link w:val="af7"/>
     <w:uiPriority w:val="1"/>
     <w:qFormat/>
@@ -5881,7 +5958,7 @@
   </w:style>
   <w:style w:type="character" w:customStyle="1" w:styleId="af7">
     <w:name w:val="Основен текст Знак"/>
-    <w:basedOn w:val="a4"/>
+    <w:basedOn w:val="a3"/>
     <w:link w:val="af6"/>
     <w:uiPriority w:val="1"/>
     <w:rsid w:val="00442006"/>
@@ -5891,9 +5968,9 @@
       <w:szCs w:val="24"/>
     </w:rPr>
   </w:style>
-  <w:style w:type="paragraph" w:customStyle="1" w:styleId="a1">
+  <w:style w:type="paragraph" w:customStyle="1" w:styleId="a0">
     <w:name w:val="Точки"/>
-    <w:basedOn w:val="a2"/>
+    <w:basedOn w:val="a1"/>
     <w:link w:val="af8"/>
     <w:uiPriority w:val="1"/>
     <w:qFormat/>
@@ -5914,10 +5991,10 @@
       <w:contextualSpacing w:val="0"/>
     </w:pPr>
   </w:style>
-  <w:style w:type="character" w:customStyle="1" w:styleId="aa">
+  <w:style w:type="character" w:customStyle="1" w:styleId="a9">
     <w:name w:val="Списък на абзаци Знак"/>
-    <w:basedOn w:val="a4"/>
-    <w:link w:val="a2"/>
+    <w:basedOn w:val="a3"/>
+    <w:link w:val="a1"/>
     <w:uiPriority w:val="1"/>
     <w:rsid w:val="00442006"/>
     <w:rPr>
@@ -5928,8 +6005,8 @@
   </w:style>
   <w:style w:type="character" w:customStyle="1" w:styleId="af8">
     <w:name w:val="Точки Знак"/>
-    <w:basedOn w:val="aa"/>
-    <w:link w:val="a1"/>
+    <w:basedOn w:val="a9"/>
+    <w:link w:val="a0"/>
     <w:uiPriority w:val="1"/>
     <w:rsid w:val="00442006"/>
     <w:rPr>
@@ -6231,7 +6308,7 @@
 </file>
 
 <file path=customXml/itemProps1.xml><?xml version="1.0" encoding="utf-8"?>
-<ds:datastoreItem xmlns:ds="http://schemas.openxmlformats.org/officeDocument/2006/customXml" ds:itemID="{5070C5C3-729F-4B09-9B28-A5A999B1B3AE}">
+<ds:datastoreItem xmlns:ds="http://schemas.openxmlformats.org/officeDocument/2006/customXml" ds:itemID="{B8347D53-8412-4880-BAF9-AC1202A424F4}">
   <ds:schemaRefs>
     <ds:schemaRef ds:uri="http://schemas.openxmlformats.org/officeDocument/2006/bibliography"/>
   </ds:schemaRefs>
